--- a/docs/Первичный_анализ_ИСПк-403-52-00.docx
+++ b/docs/Первичный_анализ_ИСПк-403-52-00.docx
@@ -111,8 +111,7 @@
     </w:p>
     <w:p>
       <w:pPr>
-        <w:spacing w:before="100" w:beforeAutospacing="1" w:after="100" w:afterAutospacing="1" w:line="240" w:lineRule="auto"/>
-        <w:ind w:firstLine="0"/>
+        <w:ind w:firstLine="720"/>
         <w:jc w:val="left"/>
         <w:rPr>
           <w:rFonts w:cs="Times New Roman"/>
@@ -128,7 +127,7 @@
           <w:szCs w:val="24"/>
           <w:lang w:val="ru-RU" w:eastAsia="ru-RU"/>
         </w:rPr>
-        <w:t>Целью системы является создание приложения, которое позволяет:</w:t>
+        <w:t>Целью системы является:</w:t>
       </w:r>
     </w:p>
     <w:p>
@@ -137,7 +136,7 @@
           <w:ilvl w:val="0"/>
           <w:numId w:val="16"/>
         </w:numPr>
-        <w:spacing w:before="100" w:beforeAutospacing="1" w:after="100" w:afterAutospacing="1" w:line="240" w:lineRule="auto"/>
+        <w:ind w:left="0" w:firstLine="720"/>
         <w:jc w:val="left"/>
         <w:rPr>
           <w:rFonts w:cs="Times New Roman"/>
@@ -173,7 +172,7 @@
           <w:ilvl w:val="0"/>
           <w:numId w:val="16"/>
         </w:numPr>
-        <w:spacing w:before="100" w:beforeAutospacing="1" w:after="100" w:afterAutospacing="1" w:line="240" w:lineRule="auto"/>
+        <w:ind w:left="0" w:firstLine="720"/>
         <w:jc w:val="left"/>
         <w:rPr>
           <w:rFonts w:cs="Times New Roman"/>
@@ -209,7 +208,7 @@
           <w:ilvl w:val="0"/>
           <w:numId w:val="16"/>
         </w:numPr>
-        <w:spacing w:before="100" w:beforeAutospacing="1" w:after="100" w:afterAutospacing="1" w:line="240" w:lineRule="auto"/>
+        <w:ind w:left="0" w:firstLine="720"/>
         <w:jc w:val="left"/>
         <w:rPr>
           <w:rFonts w:cs="Times New Roman"/>
@@ -245,7 +244,7 @@
           <w:ilvl w:val="0"/>
           <w:numId w:val="16"/>
         </w:numPr>
-        <w:spacing w:before="100" w:beforeAutospacing="1" w:after="100" w:afterAutospacing="1" w:line="240" w:lineRule="auto"/>
+        <w:ind w:left="0" w:firstLine="720"/>
         <w:jc w:val="left"/>
         <w:rPr>
           <w:rFonts w:cs="Times New Roman"/>
@@ -281,7 +280,7 @@
           <w:ilvl w:val="0"/>
           <w:numId w:val="16"/>
         </w:numPr>
-        <w:spacing w:before="100" w:beforeAutospacing="1" w:after="100" w:afterAutospacing="1" w:line="240" w:lineRule="auto"/>
+        <w:ind w:left="0" w:firstLine="720"/>
         <w:jc w:val="left"/>
         <w:rPr>
           <w:rFonts w:cs="Times New Roman"/>
@@ -343,6 +342,8 @@
     <w:p>
       <w:pPr>
         <w:pStyle w:val="ds-markdown-paragraph"/>
+        <w:spacing w:before="0" w:beforeAutospacing="0" w:after="0" w:afterAutospacing="0" w:line="360" w:lineRule="auto"/>
+        <w:ind w:firstLine="720"/>
         <w:rPr>
           <w:b/>
         </w:rPr>
@@ -362,6 +363,8 @@
           <w:ilvl w:val="0"/>
           <w:numId w:val="20"/>
         </w:numPr>
+        <w:spacing w:before="0" w:beforeAutospacing="0" w:after="0" w:afterAutospacing="0" w:line="360" w:lineRule="auto"/>
+        <w:ind w:left="0" w:firstLine="720"/>
       </w:pPr>
       <w:proofErr w:type="gramStart"/>
       <w:r>
@@ -379,6 +382,8 @@
           <w:ilvl w:val="0"/>
           <w:numId w:val="20"/>
         </w:numPr>
+        <w:spacing w:before="0" w:beforeAutospacing="0" w:after="0" w:afterAutospacing="0" w:line="360" w:lineRule="auto"/>
+        <w:ind w:left="0" w:firstLine="720"/>
       </w:pPr>
       <w:proofErr w:type="gramStart"/>
       <w:r>
@@ -396,6 +401,8 @@
           <w:ilvl w:val="0"/>
           <w:numId w:val="20"/>
         </w:numPr>
+        <w:spacing w:before="0" w:beforeAutospacing="0" w:after="0" w:afterAutospacing="0" w:line="360" w:lineRule="auto"/>
+        <w:ind w:left="0" w:firstLine="720"/>
       </w:pPr>
       <w:proofErr w:type="gramStart"/>
       <w:r>
@@ -416,7 +423,7 @@
           <w:ilvl w:val="0"/>
           <w:numId w:val="20"/>
         </w:numPr>
-        <w:spacing w:before="100" w:beforeAutospacing="1" w:after="100" w:afterAutospacing="1" w:line="240" w:lineRule="auto"/>
+        <w:ind w:left="0" w:firstLine="720"/>
         <w:jc w:val="left"/>
         <w:rPr>
           <w:rFonts w:cs="Times New Roman"/>
@@ -453,7 +460,7 @@
           <w:ilvl w:val="0"/>
           <w:numId w:val="20"/>
         </w:numPr>
-        <w:spacing w:before="100" w:beforeAutospacing="1" w:after="100" w:afterAutospacing="1" w:line="240" w:lineRule="auto"/>
+        <w:ind w:left="0" w:firstLine="720"/>
         <w:jc w:val="left"/>
         <w:rPr>
           <w:rFonts w:cs="Times New Roman"/>
@@ -571,6 +578,7 @@
     <w:p>
       <w:pPr>
         <w:pStyle w:val="ds-markdown-paragraph"/>
+        <w:ind w:firstLine="720"/>
         <w:rPr>
           <w:color w:val="000000" w:themeColor="text1"/>
         </w:rPr>
@@ -621,6 +629,8 @@
     <w:p>
       <w:pPr>
         <w:pStyle w:val="ds-markdown-paragraph"/>
+        <w:spacing w:before="0" w:beforeAutospacing="0" w:after="0" w:afterAutospacing="0" w:line="360" w:lineRule="auto"/>
+        <w:ind w:firstLine="720"/>
         <w:rPr>
           <w:color w:val="000000" w:themeColor="text1"/>
         </w:rPr>
@@ -629,7 +639,23 @@
         <w:rPr>
           <w:color w:val="000000" w:themeColor="text1"/>
         </w:rPr>
-        <w:t>Основной пользователь системы. Ведёт профиль питомца, составляет рацион, отслеживает состояние, планирует уход. Пользовательские истории:</w:t>
+        <w:t xml:space="preserve">Основной пользователь системы. Ведёт профиль питомца, составляет рацион, отслеживает состояние, планирует уход. </w:t>
+      </w:r>
+    </w:p>
+    <w:p>
+      <w:pPr>
+        <w:pStyle w:val="ds-markdown-paragraph"/>
+        <w:spacing w:before="0" w:beforeAutospacing="0" w:after="0" w:afterAutospacing="0" w:line="360" w:lineRule="auto"/>
+        <w:ind w:firstLine="720"/>
+        <w:rPr>
+          <w:color w:val="000000" w:themeColor="text1"/>
+        </w:rPr>
+      </w:pPr>
+      <w:r>
+        <w:rPr>
+          <w:color w:val="000000" w:themeColor="text1"/>
+        </w:rPr>
+        <w:t>Пользовательские истории:</w:t>
       </w:r>
     </w:p>
     <w:p>
@@ -639,6 +665,8 @@
           <w:ilvl w:val="0"/>
           <w:numId w:val="21"/>
         </w:numPr>
+        <w:spacing w:before="0" w:beforeAutospacing="0" w:after="0" w:afterAutospacing="0" w:line="360" w:lineRule="auto"/>
+        <w:ind w:left="0" w:firstLine="720"/>
         <w:rPr>
           <w:color w:val="000000" w:themeColor="text1"/>
         </w:rPr>
@@ -655,7 +683,19 @@
         <w:rPr>
           <w:color w:val="000000" w:themeColor="text1"/>
         </w:rPr>
-        <w:t xml:space="preserve"> профиль питомца с указанием породы, возраста, веса и заболеваний, чтобы получать персонализированные рекомендации;</w:t>
+        <w:t xml:space="preserve"> профиль питомца с указанием породы, возраста, веса и заболеваний, чтобы получать персонализированные рекомендации</w:t>
+      </w:r>
+      <w:r>
+        <w:rPr>
+          <w:color w:val="000000" w:themeColor="text1"/>
+        </w:rPr>
+        <w:t xml:space="preserve"> по рациону</w:t>
+      </w:r>
+      <w:r>
+        <w:rPr>
+          <w:color w:val="000000" w:themeColor="text1"/>
+        </w:rPr>
+        <w:t>;</w:t>
       </w:r>
     </w:p>
     <w:p>
@@ -665,6 +705,8 @@
           <w:ilvl w:val="0"/>
           <w:numId w:val="21"/>
         </w:numPr>
+        <w:spacing w:before="0" w:beforeAutospacing="0" w:after="0" w:afterAutospacing="0" w:line="360" w:lineRule="auto"/>
+        <w:ind w:left="0" w:firstLine="720"/>
         <w:rPr>
           <w:color w:val="000000" w:themeColor="text1"/>
         </w:rPr>
@@ -681,7 +723,22 @@
         <w:rPr>
           <w:color w:val="000000" w:themeColor="text1"/>
         </w:rPr>
-        <w:t xml:space="preserve"> рацион с учётом бюджета;</w:t>
+        <w:t xml:space="preserve"> рацион с учётом бюджета</w:t>
+      </w:r>
+      <w:r>
+        <w:rPr>
+          <w:color w:val="000000" w:themeColor="text1"/>
+        </w:rPr>
+        <w:t xml:space="preserve">, </w:t>
+      </w:r>
+      <w:r>
+        <w:t>чтобы кормить питомца сбалансированно и не выходить за пределы своих финансовых возможностей</w:t>
+      </w:r>
+      <w:r>
+        <w:rPr>
+          <w:color w:val="000000" w:themeColor="text1"/>
+        </w:rPr>
+        <w:t>;</w:t>
       </w:r>
     </w:p>
     <w:p>
@@ -691,6 +748,8 @@
           <w:ilvl w:val="0"/>
           <w:numId w:val="21"/>
         </w:numPr>
+        <w:spacing w:before="0" w:beforeAutospacing="0" w:after="0" w:afterAutospacing="0" w:line="360" w:lineRule="auto"/>
+        <w:ind w:left="0" w:firstLine="720"/>
         <w:rPr>
           <w:color w:val="000000" w:themeColor="text1"/>
         </w:rPr>
@@ -707,7 +766,22 @@
         <w:rPr>
           <w:color w:val="000000" w:themeColor="text1"/>
         </w:rPr>
-        <w:t xml:space="preserve"> автоматический пересчёт рациона при изменении веса или активности питомца;</w:t>
+        <w:t xml:space="preserve"> автоматический пересчёт рациона при изменении веса или активности питомца</w:t>
+      </w:r>
+      <w:r>
+        <w:rPr>
+          <w:color w:val="000000" w:themeColor="text1"/>
+        </w:rPr>
+        <w:t xml:space="preserve">, </w:t>
+      </w:r>
+      <w:r>
+        <w:t>чтобы не пересчитывать нормы вручную</w:t>
+      </w:r>
+      <w:r>
+        <w:rPr>
+          <w:color w:val="000000" w:themeColor="text1"/>
+        </w:rPr>
+        <w:t>;</w:t>
       </w:r>
     </w:p>
     <w:p>
@@ -717,6 +791,8 @@
           <w:ilvl w:val="0"/>
           <w:numId w:val="21"/>
         </w:numPr>
+        <w:spacing w:before="0" w:beforeAutospacing="0" w:after="0" w:afterAutospacing="0" w:line="360" w:lineRule="auto"/>
+        <w:ind w:left="0" w:firstLine="720"/>
         <w:rPr>
           <w:color w:val="000000" w:themeColor="text1"/>
         </w:rPr>
@@ -752,6 +828,8 @@
           <w:ilvl w:val="0"/>
           <w:numId w:val="21"/>
         </w:numPr>
+        <w:spacing w:before="0" w:beforeAutospacing="0" w:after="0" w:afterAutospacing="0" w:line="360" w:lineRule="auto"/>
+        <w:ind w:left="0" w:firstLine="720"/>
         <w:rPr>
           <w:color w:val="000000" w:themeColor="text1"/>
         </w:rPr>
@@ -778,6 +856,8 @@
           <w:ilvl w:val="0"/>
           <w:numId w:val="21"/>
         </w:numPr>
+        <w:spacing w:before="0" w:beforeAutospacing="0" w:after="0" w:afterAutospacing="0" w:line="360" w:lineRule="auto"/>
+        <w:ind w:left="0" w:firstLine="720"/>
         <w:rPr>
           <w:color w:val="000000" w:themeColor="text1"/>
         </w:rPr>
@@ -788,7 +868,19 @@
       </w:r>
       <w:proofErr w:type="gramEnd"/>
       <w:r>
-        <w:t xml:space="preserve"> условия содержания (квартира/дом, климат) и получить рекомендации по активности и уходу;</w:t>
+        <w:t xml:space="preserve"> условия содержания (квартира/дом, климат)</w:t>
+      </w:r>
+      <w:r>
+        <w:t>,</w:t>
+      </w:r>
+      <w:r>
+        <w:t xml:space="preserve"> </w:t>
+      </w:r>
+      <w:r>
+        <w:t>чтобы обеспечить питомцу подходящие условия жизни и правильное составление рациона</w:t>
+      </w:r>
+      <w:r>
+        <w:t>;</w:t>
       </w:r>
     </w:p>
     <w:p>
@@ -798,17 +890,25 @@
           <w:ilvl w:val="0"/>
           <w:numId w:val="21"/>
         </w:numPr>
+        <w:spacing w:before="0" w:beforeAutospacing="0" w:after="0" w:afterAutospacing="0" w:line="360" w:lineRule="auto"/>
+        <w:ind w:left="0" w:firstLine="720"/>
         <w:rPr>
           <w:color w:val="000000" w:themeColor="text1"/>
         </w:rPr>
       </w:pPr>
       <w:proofErr w:type="gramStart"/>
       <w:r>
-        <w:t>экспортировать</w:t>
+        <w:t>экспортироват</w:t>
+      </w:r>
+      <w:r>
+        <w:t>ь</w:t>
       </w:r>
       <w:proofErr w:type="gramEnd"/>
       <w:r>
-        <w:t xml:space="preserve"> историю наблюдений и рацион в PDF для ветеринара, чтобы не тратить время на </w:t>
+        <w:t xml:space="preserve"> историю наблюдений и рацион </w:t>
+      </w:r>
+      <w:r>
+        <w:t xml:space="preserve">для ветеринара, чтобы не тратить время на </w:t>
       </w:r>
       <w:r>
         <w:t>данных для постановки диагноза</w:t>
@@ -842,6 +942,8 @@
     <w:p>
       <w:pPr>
         <w:pStyle w:val="ds-markdown-paragraph"/>
+        <w:spacing w:before="0" w:beforeAutospacing="0" w:after="0" w:afterAutospacing="0" w:line="360" w:lineRule="auto"/>
+        <w:ind w:firstLine="720"/>
         <w:rPr>
           <w:color w:val="000000" w:themeColor="text1"/>
         </w:rPr>
@@ -850,7 +952,19 @@
         <w:rPr>
           <w:color w:val="000000" w:themeColor="text1"/>
         </w:rPr>
-        <w:t>Пользователь, который использует данные системы для диагностики и лечения. Пользовательские истории:</w:t>
+        <w:t xml:space="preserve">Пользователь, который использует данные системы для диагностики и лечения. </w:t>
+      </w:r>
+      <w:r>
+        <w:rPr>
+          <w:color w:val="000000" w:themeColor="text1"/>
+        </w:rPr>
+        <w:br/>
+      </w:r>
+      <w:r>
+        <w:rPr>
+          <w:color w:val="000000" w:themeColor="text1"/>
+        </w:rPr>
+        <w:t>Пользовательские истории:</w:t>
       </w:r>
     </w:p>
     <w:p>
@@ -860,6 +974,8 @@
           <w:ilvl w:val="0"/>
           <w:numId w:val="22"/>
         </w:numPr>
+        <w:spacing w:before="0" w:beforeAutospacing="0" w:after="0" w:afterAutospacing="0" w:line="360" w:lineRule="auto"/>
+        <w:ind w:left="0" w:firstLine="720"/>
         <w:rPr>
           <w:color w:val="000000" w:themeColor="text1"/>
         </w:rPr>
@@ -886,6 +1002,8 @@
           <w:ilvl w:val="0"/>
           <w:numId w:val="22"/>
         </w:numPr>
+        <w:spacing w:before="0" w:beforeAutospacing="0" w:after="0" w:afterAutospacing="0" w:line="360" w:lineRule="auto"/>
+        <w:ind w:left="0" w:firstLine="720"/>
         <w:rPr>
           <w:color w:val="000000" w:themeColor="text1"/>
         </w:rPr>
@@ -912,6 +1030,8 @@
           <w:ilvl w:val="0"/>
           <w:numId w:val="22"/>
         </w:numPr>
+        <w:spacing w:before="0" w:beforeAutospacing="0" w:after="0" w:afterAutospacing="0" w:line="360" w:lineRule="auto"/>
+        <w:ind w:left="0" w:firstLine="720"/>
         <w:rPr>
           <w:color w:val="000000" w:themeColor="text1"/>
         </w:rPr>
@@ -944,6 +1064,8 @@
           <w:ilvl w:val="0"/>
           <w:numId w:val="22"/>
         </w:numPr>
+        <w:spacing w:before="0" w:beforeAutospacing="0" w:after="0" w:afterAutospacing="0" w:line="360" w:lineRule="auto"/>
+        <w:ind w:left="0" w:firstLine="720"/>
         <w:rPr>
           <w:rStyle w:val="af6"/>
           <w:b w:val="0"/>
@@ -972,7 +1094,24 @@
           <w:rStyle w:val="af6"/>
           <w:b w:val="0"/>
         </w:rPr>
-        <w:t xml:space="preserve"> и продукты;</w:t>
+        <w:t xml:space="preserve"> и продукты</w:t>
+      </w:r>
+      <w:r>
+        <w:rPr>
+          <w:rStyle w:val="af6"/>
+          <w:b w:val="0"/>
+        </w:rPr>
+        <w:t xml:space="preserve">, </w:t>
+      </w:r>
+      <w:r>
+        <w:t>чтобы система исключала опасные продукты из рациона</w:t>
+      </w:r>
+      <w:r>
+        <w:rPr>
+          <w:rStyle w:val="af6"/>
+          <w:b w:val="0"/>
+        </w:rPr>
+        <w:t>;</w:t>
       </w:r>
     </w:p>
     <w:p>
@@ -982,6 +1121,8 @@
           <w:ilvl w:val="0"/>
           <w:numId w:val="22"/>
         </w:numPr>
+        <w:spacing w:before="0" w:beforeAutospacing="0" w:after="0" w:afterAutospacing="0" w:line="360" w:lineRule="auto"/>
+        <w:ind w:left="0" w:firstLine="720"/>
         <w:rPr>
           <w:color w:val="000000" w:themeColor="text1"/>
         </w:rPr>
@@ -1008,6 +1149,29 @@
     </w:p>
     <w:p>
       <w:pPr>
+        <w:pStyle w:val="ds-markdown-paragraph"/>
+        <w:numPr>
+          <w:ilvl w:val="0"/>
+          <w:numId w:val="22"/>
+        </w:numPr>
+        <w:spacing w:before="0" w:beforeAutospacing="0" w:after="0" w:afterAutospacing="0" w:line="360" w:lineRule="auto"/>
+        <w:ind w:left="0" w:firstLine="709"/>
+        <w:rPr>
+          <w:color w:val="000000" w:themeColor="text1"/>
+        </w:rPr>
+      </w:pPr>
+      <w:proofErr w:type="gramStart"/>
+      <w:r>
+        <w:lastRenderedPageBreak/>
+        <w:t>посмотреть</w:t>
+      </w:r>
+      <w:proofErr w:type="gramEnd"/>
+      <w:r>
+        <w:t xml:space="preserve"> историю наблюдений и рацион для ветеринара, чтобы не тратить время на данных для постановки диагноза на приёме.</w:t>
+      </w:r>
+    </w:p>
+    <w:p>
+      <w:pPr>
         <w:pStyle w:val="31"/>
         <w:rPr>
           <w:rFonts w:ascii="Times New Roman" w:hAnsi="Times New Roman" w:cs="Times New Roman"/>
@@ -1031,6 +1195,8 @@
     <w:p>
       <w:pPr>
         <w:pStyle w:val="ds-markdown-paragraph"/>
+        <w:spacing w:before="0" w:beforeAutospacing="0" w:after="0" w:afterAutospacing="0" w:line="360" w:lineRule="auto"/>
+        <w:ind w:firstLine="720"/>
         <w:rPr>
           <w:color w:val="000000" w:themeColor="text1"/>
         </w:rPr>
@@ -1053,8 +1219,26 @@
         <w:rPr>
           <w:color w:val="000000" w:themeColor="text1"/>
         </w:rPr>
-        <w:t xml:space="preserve"> контента. Пользовательские истории:</w:t>
+        <w:t xml:space="preserve"> контента. </w:t>
       </w:r>
+    </w:p>
+    <w:p>
+      <w:pPr>
+        <w:pStyle w:val="ds-markdown-paragraph"/>
+        <w:spacing w:before="0" w:beforeAutospacing="0" w:after="0" w:afterAutospacing="0" w:line="360" w:lineRule="auto"/>
+        <w:ind w:firstLine="720"/>
+        <w:rPr>
+          <w:color w:val="000000" w:themeColor="text1"/>
+        </w:rPr>
+      </w:pPr>
+      <w:r>
+        <w:rPr>
+          <w:color w:val="000000" w:themeColor="text1"/>
+        </w:rPr>
+        <w:t>Пользовательские истории:</w:t>
+      </w:r>
+      <w:bookmarkStart w:id="0" w:name="_GoBack"/>
+      <w:bookmarkEnd w:id="0"/>
     </w:p>
     <w:p>
       <w:pPr>
@@ -1063,6 +1247,8 @@
           <w:ilvl w:val="0"/>
           <w:numId w:val="23"/>
         </w:numPr>
+        <w:spacing w:before="0" w:beforeAutospacing="0" w:after="0" w:afterAutospacing="0" w:line="360" w:lineRule="auto"/>
+        <w:ind w:left="0" w:firstLine="720"/>
         <w:rPr>
           <w:color w:val="000000" w:themeColor="text1"/>
         </w:rPr>
@@ -1089,6 +1275,8 @@
           <w:ilvl w:val="0"/>
           <w:numId w:val="23"/>
         </w:numPr>
+        <w:spacing w:before="0" w:beforeAutospacing="0" w:after="0" w:afterAutospacing="0" w:line="360" w:lineRule="auto"/>
+        <w:ind w:left="0" w:firstLine="720"/>
         <w:rPr>
           <w:color w:val="000000" w:themeColor="text1"/>
         </w:rPr>
@@ -1115,6 +1303,8 @@
           <w:ilvl w:val="0"/>
           <w:numId w:val="23"/>
         </w:numPr>
+        <w:spacing w:before="0" w:beforeAutospacing="0" w:after="0" w:afterAutospacing="0" w:line="360" w:lineRule="auto"/>
+        <w:ind w:left="0" w:firstLine="720"/>
         <w:rPr>
           <w:color w:val="000000" w:themeColor="text1"/>
         </w:rPr>
@@ -1141,6 +1331,8 @@
           <w:ilvl w:val="0"/>
           <w:numId w:val="23"/>
         </w:numPr>
+        <w:spacing w:before="0" w:beforeAutospacing="0" w:after="0" w:afterAutospacing="0" w:line="360" w:lineRule="auto"/>
+        <w:ind w:left="0" w:firstLine="720"/>
         <w:rPr>
           <w:color w:val="000000" w:themeColor="text1"/>
           <w:sz w:val="28"/>
@@ -1163,6 +1355,8 @@
           <w:ilvl w:val="0"/>
           <w:numId w:val="23"/>
         </w:numPr>
+        <w:spacing w:before="0" w:beforeAutospacing="0" w:after="0" w:afterAutospacing="0" w:line="360" w:lineRule="auto"/>
+        <w:ind w:left="0" w:firstLine="720"/>
         <w:rPr>
           <w:color w:val="000000" w:themeColor="text1"/>
           <w:sz w:val="28"/>
@@ -1197,6 +1391,20 @@
         </w:rPr>
         <w:t xml:space="preserve"> (фото питомцев, документы), чтобы контролировать нагрузку на систему.</w:t>
       </w:r>
+    </w:p>
+    <w:p>
+      <w:pPr>
+        <w:pStyle w:val="ds-markdown-paragraph"/>
+        <w:numPr>
+          <w:ilvl w:val="0"/>
+          <w:numId w:val="23"/>
+        </w:numPr>
+        <w:rPr>
+          <w:color w:val="000000" w:themeColor="text1"/>
+          <w:sz w:val="28"/>
+          <w:szCs w:val="28"/>
+        </w:rPr>
+      </w:pPr>
       <w:r>
         <w:rPr>
           <w:color w:val="000000"/>
@@ -3817,6 +4025,8 @@
     <w:p>
       <w:pPr>
         <w:pStyle w:val="ds-markdown-paragraph"/>
+        <w:spacing w:before="0" w:beforeAutospacing="0" w:after="0" w:afterAutospacing="0" w:line="360" w:lineRule="auto"/>
+        <w:ind w:firstLine="720"/>
       </w:pPr>
       <w:r>
         <w:t>Система обрабатывает чувствительные данные:</w:t>
@@ -3829,6 +4039,8 @@
           <w:ilvl w:val="0"/>
           <w:numId w:val="24"/>
         </w:numPr>
+        <w:spacing w:before="0" w:beforeAutospacing="0" w:after="0" w:afterAutospacing="0" w:line="360" w:lineRule="auto"/>
+        <w:ind w:left="0" w:firstLine="720"/>
       </w:pPr>
       <w:proofErr w:type="gramStart"/>
       <w:r>
@@ -3846,6 +4058,8 @@
           <w:ilvl w:val="0"/>
           <w:numId w:val="24"/>
         </w:numPr>
+        <w:spacing w:before="0" w:beforeAutospacing="0" w:after="0" w:afterAutospacing="0" w:line="360" w:lineRule="auto"/>
+        <w:ind w:left="0" w:firstLine="720"/>
       </w:pPr>
       <w:proofErr w:type="gramStart"/>
       <w:r>
@@ -3859,6 +4073,8 @@
     <w:p>
       <w:pPr>
         <w:pStyle w:val="ds-markdown-paragraph"/>
+        <w:spacing w:before="0" w:beforeAutospacing="0" w:after="0" w:afterAutospacing="0" w:line="360" w:lineRule="auto"/>
+        <w:ind w:firstLine="720"/>
       </w:pPr>
       <w:r>
         <w:rPr>
@@ -3874,6 +4090,8 @@
           <w:ilvl w:val="0"/>
           <w:numId w:val="25"/>
         </w:numPr>
+        <w:spacing w:before="0" w:beforeAutospacing="0" w:after="0" w:afterAutospacing="0" w:line="360" w:lineRule="auto"/>
+        <w:ind w:left="0" w:firstLine="720"/>
       </w:pPr>
       <w:proofErr w:type="gramStart"/>
       <w:r>
@@ -3891,6 +4109,8 @@
           <w:ilvl w:val="0"/>
           <w:numId w:val="25"/>
         </w:numPr>
+        <w:spacing w:before="0" w:beforeAutospacing="0" w:after="0" w:afterAutospacing="0" w:line="360" w:lineRule="auto"/>
+        <w:ind w:left="0" w:firstLine="720"/>
       </w:pPr>
       <w:proofErr w:type="gramStart"/>
       <w:r>
@@ -3908,6 +4128,8 @@
           <w:ilvl w:val="0"/>
           <w:numId w:val="25"/>
         </w:numPr>
+        <w:spacing w:before="0" w:beforeAutospacing="0" w:after="0" w:afterAutospacing="0" w:line="360" w:lineRule="auto"/>
+        <w:ind w:left="0" w:firstLine="720"/>
       </w:pPr>
       <w:proofErr w:type="gramStart"/>
       <w:r>
@@ -3933,6 +4155,8 @@
           <w:ilvl w:val="0"/>
           <w:numId w:val="25"/>
         </w:numPr>
+        <w:spacing w:before="0" w:beforeAutospacing="0" w:after="0" w:afterAutospacing="0" w:line="360" w:lineRule="auto"/>
+        <w:ind w:left="0" w:firstLine="720"/>
       </w:pPr>
       <w:proofErr w:type="gramStart"/>
       <w:r>
@@ -3946,6 +4170,8 @@
     <w:p>
       <w:pPr>
         <w:pStyle w:val="ds-markdown-paragraph"/>
+        <w:spacing w:before="0" w:beforeAutospacing="0" w:after="0" w:afterAutospacing="0" w:line="360" w:lineRule="auto"/>
+        <w:ind w:firstLine="720"/>
       </w:pPr>
       <w:r>
         <w:rPr>
@@ -3961,6 +4187,8 @@
           <w:ilvl w:val="0"/>
           <w:numId w:val="26"/>
         </w:numPr>
+        <w:spacing w:before="0" w:beforeAutospacing="0" w:after="0" w:afterAutospacing="0" w:line="360" w:lineRule="auto"/>
+        <w:ind w:left="0" w:firstLine="720"/>
       </w:pPr>
       <w:proofErr w:type="gramStart"/>
       <w:r>
@@ -3978,6 +4206,8 @@
           <w:ilvl w:val="0"/>
           <w:numId w:val="26"/>
         </w:numPr>
+        <w:spacing w:before="0" w:beforeAutospacing="0" w:after="0" w:afterAutospacing="0" w:line="360" w:lineRule="auto"/>
+        <w:ind w:left="0" w:firstLine="720"/>
       </w:pPr>
       <w:proofErr w:type="gramStart"/>
       <w:r>
@@ -3995,6 +4225,8 @@
           <w:ilvl w:val="0"/>
           <w:numId w:val="26"/>
         </w:numPr>
+        <w:spacing w:before="0" w:beforeAutospacing="0" w:after="0" w:afterAutospacing="0" w:line="360" w:lineRule="auto"/>
+        <w:ind w:left="0" w:firstLine="720"/>
       </w:pPr>
       <w:proofErr w:type="gramStart"/>
       <w:r>
@@ -4012,6 +4244,8 @@
           <w:ilvl w:val="0"/>
           <w:numId w:val="26"/>
         </w:numPr>
+        <w:spacing w:before="0" w:beforeAutospacing="0" w:after="0" w:afterAutospacing="0" w:line="360" w:lineRule="auto"/>
+        <w:ind w:left="0" w:firstLine="720"/>
       </w:pPr>
       <w:proofErr w:type="gramStart"/>
       <w:r>
@@ -4029,6 +4263,8 @@
           <w:ilvl w:val="0"/>
           <w:numId w:val="26"/>
         </w:numPr>
+        <w:spacing w:before="0" w:beforeAutospacing="0" w:after="0" w:afterAutospacing="0" w:line="360" w:lineRule="auto"/>
+        <w:ind w:left="0" w:firstLine="720"/>
       </w:pPr>
       <w:proofErr w:type="gramStart"/>
       <w:r>
@@ -4046,6 +4282,8 @@
           <w:ilvl w:val="0"/>
           <w:numId w:val="26"/>
         </w:numPr>
+        <w:spacing w:before="0" w:beforeAutospacing="0" w:after="0" w:afterAutospacing="0" w:line="360" w:lineRule="auto"/>
+        <w:ind w:left="0" w:firstLine="720"/>
       </w:pPr>
       <w:proofErr w:type="gramStart"/>
       <w:r>
@@ -4071,6 +4309,8 @@
           <w:ilvl w:val="0"/>
           <w:numId w:val="26"/>
         </w:numPr>
+        <w:spacing w:before="0" w:beforeAutospacing="0" w:after="0" w:afterAutospacing="0" w:line="360" w:lineRule="auto"/>
+        <w:ind w:left="0" w:firstLine="720"/>
       </w:pPr>
       <w:proofErr w:type="gramStart"/>
       <w:r>
@@ -4571,14 +4811,7 @@
                 <w:sz w:val="24"/>
                 <w:lang w:val="ru-RU"/>
               </w:rPr>
-              <w:t xml:space="preserve">Составление сбалансированного рациона по питательным веществам </w:t>
-            </w:r>
-            <w:r>
-              <w:rPr>
-                <w:sz w:val="24"/>
-                <w:lang w:val="ru-RU"/>
-              </w:rPr>
-              <w:t>в соответствии</w:t>
+              <w:t>Составление сбалансированного рациона по питательным веществам в соответствии</w:t>
             </w:r>
             <w:r>
               <w:rPr>
@@ -4638,8 +4871,6 @@
               </w:rPr>
               <w:t>Записи сохраняются, отображаются в хронологическом порядке и доступны для экспорта</w:t>
             </w:r>
-            <w:bookmarkStart w:id="0" w:name="_GoBack"/>
-            <w:bookmarkEnd w:id="0"/>
           </w:p>
         </w:tc>
       </w:tr>
@@ -5132,7 +5363,7 @@
         <w:noProof/>
         <w:color w:val="000000"/>
       </w:rPr>
-      <w:t>7</w:t>
+      <w:t>4</w:t>
     </w:r>
     <w:r>
       <w:rPr>
@@ -20364,7 +20595,7 @@
 </file>
 
 <file path=customXml/itemProps1.xml><?xml version="1.0" encoding="utf-8"?>
-<ds:datastoreItem xmlns:ds="http://schemas.openxmlformats.org/officeDocument/2006/customXml" ds:itemID="{DCBE4B50-263A-47F3-A0C8-BE852CC92674}">
+<ds:datastoreItem xmlns:ds="http://schemas.openxmlformats.org/officeDocument/2006/customXml" ds:itemID="{68D17BCE-833F-4FA7-9239-702A2CCAE28F}">
   <ds:schemaRefs>
     <ds:schemaRef ds:uri="http://schemas.openxmlformats.org/officeDocument/2006/bibliography"/>
   </ds:schemaRefs>

--- a/docs/Первичный_анализ_ИСПк-403-52-00.docx
+++ b/docs/Первичный_анализ_ИСПк-403-52-00.docx
@@ -1167,7 +1167,21 @@
       </w:r>
       <w:proofErr w:type="gramEnd"/>
       <w:r>
-        <w:t xml:space="preserve"> историю наблюдений и рацион для ветеринара, чтобы не тратить время на данных для постановки диагноза на приёме.</w:t>
+        <w:t xml:space="preserve"> историю наблюдений и рацион, чтобы </w:t>
+      </w:r>
+      <w:r>
+        <w:t>быстрее и точнее</w:t>
+      </w:r>
+      <w:r>
+        <w:t xml:space="preserve"> </w:t>
+      </w:r>
+      <w:r>
+        <w:t>поставить диагноз</w:t>
+      </w:r>
+      <w:bookmarkStart w:id="0" w:name="_GoBack"/>
+      <w:bookmarkEnd w:id="0"/>
+      <w:r>
+        <w:t>.</w:t>
       </w:r>
     </w:p>
     <w:p>
@@ -1237,8 +1251,6 @@
         </w:rPr>
         <w:t>Пользовательские истории:</w:t>
       </w:r>
-      <w:bookmarkStart w:id="0" w:name="_GoBack"/>
-      <w:bookmarkEnd w:id="0"/>
     </w:p>
     <w:p>
       <w:pPr>
@@ -5268,7 +5280,6 @@
     </w:p>
     <w:sectPr>
       <w:headerReference w:type="default" r:id="rId8"/>
-      <w:headerReference w:type="first" r:id="rId9"/>
       <w:pgSz w:w="11906" w:h="16838"/>
       <w:pgMar w:top="1134" w:right="567" w:bottom="1134" w:left="1134" w:header="720" w:footer="720" w:gutter="0"/>
       <w:cols w:space="720"/>
@@ -5363,7 +5374,7 @@
         <w:noProof/>
         <w:color w:val="000000"/>
       </w:rPr>
-      <w:t>4</w:t>
+      <w:t>9</w:t>
     </w:r>
     <w:r>
       <w:rPr>
@@ -5372,16 +5383,6 @@
       </w:rPr>
       <w:fldChar w:fldCharType="end"/>
     </w:r>
-  </w:p>
-</w:hdr>
-</file>
-
-<file path=word/header2.xml><?xml version="1.0" encoding="utf-8"?>
-<w:hdr xmlns:wpc="http://schemas.microsoft.com/office/word/2010/wordprocessingCanvas" xmlns:mc="http://schemas.openxmlformats.org/markup-compatibility/2006" xmlns:o="urn:schemas-microsoft-com:office:office" xmlns:r="http://schemas.openxmlformats.org/officeDocument/2006/relationships" xmlns:m="http://schemas.openxmlformats.org/officeDocument/2006/math" xmlns:v="urn:schemas-microsoft-com:vml" xmlns:wp14="http://schemas.microsoft.com/office/word/2010/wordprocessingDrawing" xmlns:wp="http://schemas.openxmlformats.org/drawingml/2006/wordprocessingDrawing" xmlns:w10="urn:schemas-microsoft-com:office:word" xmlns:w="http://schemas.openxmlformats.org/wordprocessingml/2006/main" xmlns:w14="http://schemas.microsoft.com/office/word/2010/wordml" xmlns:w15="http://schemas.microsoft.com/office/word/2012/wordml" xmlns:wpg="http://schemas.microsoft.com/office/word/2010/wordprocessingGroup" xmlns:wpi="http://schemas.microsoft.com/office/word/2010/wordprocessingInk" xmlns:wne="http://schemas.microsoft.com/office/word/2006/wordml" xmlns:wps="http://schemas.microsoft.com/office/word/2010/wordprocessingShape" mc:Ignorable="w14 w15 wp14">
-  <w:p>
-    <w:pPr>
-      <w:pStyle w:val="a5"/>
-    </w:pPr>
   </w:p>
 </w:hdr>
 </file>
@@ -20595,7 +20596,7 @@
 </file>
 
 <file path=customXml/itemProps1.xml><?xml version="1.0" encoding="utf-8"?>
-<ds:datastoreItem xmlns:ds="http://schemas.openxmlformats.org/officeDocument/2006/customXml" ds:itemID="{68D17BCE-833F-4FA7-9239-702A2CCAE28F}">
+<ds:datastoreItem xmlns:ds="http://schemas.openxmlformats.org/officeDocument/2006/customXml" ds:itemID="{1ADF567E-D2A6-4386-B00B-FE9BDE43A792}">
   <ds:schemaRefs>
     <ds:schemaRef ds:uri="http://schemas.openxmlformats.org/officeDocument/2006/bibliography"/>
   </ds:schemaRefs>
